--- a/example_articles/countries/Peru/4.countries_Peru_Other_publisher.docx
+++ b/example_articles/countries/Peru/4.countries_Peru_Other_publisher.docx
@@ -27,17 +27,17 @@
     </w:p>
     <w:p>
       <w:r>
-        <w:t>Source File: Other publishers/Files (500) (21).DOCX</w:t>
+        <w:t>Source file: Other publishers/Files (500) (21).DOCX</w:t>
       </w:r>
     </w:p>
     <w:p>
       <w:r>
-        <w:t>Raw locations result: ['Peru']</w:t>
+        <w:t>Raw locations result, 'locations': ['Peru']</w:t>
       </w:r>
     </w:p>
     <w:p>
       <w:r>
-        <w:t>countries_stand_flat (Standardized): Peru</w:t>
+        <w:t>Standardized locations result, 'countries_stand_flat': Peru</w:t>
       </w:r>
     </w:p>
     <w:p>

--- a/example_articles/countries/Peru/4.countries_Peru_Other_publisher.docx
+++ b/example_articles/countries/Peru/4.countries_Peru_Other_publisher.docx
@@ -7,7 +7,7 @@
         <w:pStyle w:val="Heading1"/>
       </w:pPr>
       <w:r>
-        <w:t>Britain's best-kept 'Secrets' star steps into the spotlight</w:t>
+        <w:t>HARSH JAILS TARGETED BY PERU REBELS / DREAMS OF REVOLUTION ARE REPLACED BY HOPES FOR PERSONAL SURVIVAL.</w:t>
       </w:r>
     </w:p>
     <w:p>
@@ -17,17 +17,17 @@
     </w:p>
     <w:p>
       <w:r>
-        <w:t>Date: 1997-01-28</w:t>
+        <w:t>Date: 1997-01-27</w:t>
       </w:r>
     </w:p>
     <w:p>
       <w:r>
-        <w:t>Section: LIFE;; COVER STORY</w:t>
+        <w:t>Section: NATIONAL; Pg. A01</w:t>
       </w:r>
     </w:p>
     <w:p>
       <w:r>
-        <w:t>Source file: Other publishers/Files (500) (21).DOCX</w:t>
+        <w:t>Source file: Other publishers/Files (500) (28).DOCX</w:t>
       </w:r>
     </w:p>
     <w:p>
@@ -49,281 +49,81 @@
     </w:p>
     <w:p>
       <w:r>
-        <w:t>LOS ANGELES -- Last year Brenda Blethyn couldn't have snagged</w:t>
+        <w:t>Otilia Campos speaks with pride when she discusses her son's studies at the University of Paris, where he received his undergraduate and master's degrees in economics.</w:t>
         <w:br/>
-        <w:t>a primo table at Spago if she'd bribed the maitre d'.</w:t>
+        <w:t>To support her son, Victor Polay, 44, she scraped together the earnings from the hardware store that her family has operated for the last 50 years in a working-class Lima neighborhood. During the six years Polay studied in France, Campos dreamed that one day he would return to Peru and earn a good living.</w:t>
         <w:br/>
-        <w:t>This year she won't even need reservations.</w:t>
+        <w:t>Now her only dream is that Polay, a founding member of the Tupac Amaru Revolutionary Movement, will somehow survive.</w:t>
         <w:br/>
-        <w:t>The 20-year veteran of the British stage captured best actress</w:t>
+        <w:t>For three years he has been kept in a 6 1/2-foot-square cell at a navy base in the Lima port section of Callao. She said he has lost about 65 pounds since his arrest in 1992.</w:t>
         <w:br/>
-        <w:t>honors at the recent Golden Globe Awards and at last spring's</w:t>
+        <w:t>"He's not being kept in prison. He's in a tomb," Campos, 68, said in an interview at her store, two miles from the navy base prison.</w:t>
         <w:br/>
-        <w:t>Cannes Film Festival for her role in Secrets &amp;</w:t>
+        <w:t>Polay is one of at least 300 prisoners whose release is demanded by Tupac Amaru rebels who seized the Japanese ambassador's residence in Lima on Dec. 17 and now hold 72 hostages.</w:t>
         <w:br/>
-        <w:t xml:space="preserve"> Lies, about a working-class woman who meets the racially</w:t>
+        <w:t>Tupac Amaru contends that rebels are being held in prisons "built with the aim of physically and psychologically destroying prisoners."</w:t>
         <w:br/>
-        <w:t>mixed daughter she gave up for adoption.</w:t>
+        <w:t>Foreign diplomats and human-rights groups say that Peru's prisons are draconian, failing to meet some of the basic United Nations standards for human rights. They say prisons reserved for people convicted as terrorists are especially harsh.</w:t>
         <w:br/>
-        <w:t>Like Australian Geoffrey Rush, who won the best actor Globe for</w:t>
+        <w:t>"The conditions are inhuman," said a Lima-based diplomat, who asked not to be named.</w:t>
         <w:br/>
-        <w:t>Shine, Blethyn, 50, is renowned in her own country. But</w:t>
+        <w:t>Another diplomat familiar with prison conditions said some of Peru's rules for political prisoners - such as allowing their children to visit only for 30 minutes every three months - were aimed primarily at psychologically tormenting inmates.</w:t>
         <w:br/>
-        <w:t>she's a stranger to U.S. filmgoers. Even to some who've seen the</w:t>
+        <w:t>Carlos Manrique, spokesman for Peru's bureau of prisons, said inmates, especially political prisoners, "have every comfort."</w:t>
         <w:br/>
-        <w:t>movie.</w:t>
+        <w:t>"The treatment is exactly like the treatment they would have in the United States," said Manrique.</w:t>
         <w:br/>
-        <w:t>Blethyn recalls a recent chat over a restroom soap dispenser with</w:t>
+        <w:t>Similarly, Peruvian President Alberto Fujimori - who rejected the hostage-takers' demand to release jailed rebels - has maintained that jail conditions are adequate.</w:t>
         <w:br/>
-        <w:t>a woman who remarked on Blethyn's accent.</w:t>
+        <w:t>"The prison conditions are provided in accordance with international standards and these are obeyed as rigorously as anywhere else in the world," Fujimori told reporters when he visited a Lima prison this month.</w:t>
         <w:br/>
-        <w:t>"She said she'd just seen a great British film. 'You must</w:t>
+        <w:t>Political prisoners in Peru are denied almost all access to the outside world - no newspapers, magazine, television, radio, or any books, except approved novels. The first year of their imprisonment, they are not permitted to see any relatives.</w:t>
         <w:br/>
-        <w:t>see it. Secrets &amp; Lies. Have you seen it?'</w:t>
+        <w:t>Shortly after the rebel takeover of the diplomatic mission, Peru canceled its agreement to allow the Red Cross to conduct inspections and visit prisons.</w:t>
         <w:br/>
-        <w:t>"I said, 'Actually, yes, I have.' And she said, 'Oh, isn't it</w:t>
+        <w:t>Campos said the only natural light in her son's cell at the navy base comes when jailors choose to uncover a six-inch diameter skylight in the concrete ceiling.</w:t>
         <w:br/>
-        <w:t>wuuuunderful?' "For a moment, Blethyn considered, "Should</w:t>
+        <w:t>Guards do not speak to prisoners. Food is passed under the door without any contact. Cells are 6 1/2 feet square, and two-feet-thick walls keep prisoners from communicating.</w:t>
         <w:br/>
-        <w:t>I tell her? No. I'm not going to."</w:t>
+        <w:t>"An animal couldn't live in there for more than a month," said Campos, who characterized her son as a "social fighter," not a terrorist.</w:t>
         <w:br/>
-        <w:t>Her periwinkle eyes sparkle as she lets loose a giggle.</w:t>
+        <w:t>It is not just the cells at the navy base that are bleak.</w:t>
         <w:br/>
-        <w:t>In person, Blethyn is a petite, pretty Englishwoman who looks</w:t>
+        <w:t>Lori Berenson, 27, of New York, is serving a life term in a maximum-security prison in the Andes city of Puno. A military judge convicted her in December 1995 of plotting a Tupac Amaru takeover of Peru's Congress - a charge she denies.</w:t>
         <w:br/>
-        <w:t>like she'd make a decent cuppa tea. All poufed and polished at</w:t>
+        <w:t>In Peru, anyone arrested on charges of leading a terrorist group is tried in a secret military court. Military judges convict 95 percent of suspects who appear before them.</w:t>
         <w:br/>
-        <w:t>the recent Globe awards, she looked every inch the Hollywood star</w:t>
+        <w:t>Berenson spends 23 1/2 hours a day in a tiny cell in the 13,000-foot high Yanamayo Prison. Frigid air comes in through glassless, barred windows. She has no furniture and sleeps on a concrete bed. Her toilet is a hole in the floor.</w:t>
         <w:br/>
-        <w:t>in an elegant Armani tuxedo pantsuit. ("When they showed it to</w:t>
+        <w:t>Berenson is supposed to be allowed to see her family every month. But all visits to political prisoners were canceled after the rebels seized the Japanese mission.</w:t>
         <w:br/>
-        <w:t>me on the hanger, I laughed," Blethyn says. "But it does look</w:t>
+        <w:t>Last month, Mark and Rhoda Berenson were allowed to visit their daughter for the first time since her arrest. Her father said she suffers from digestive problems, and her hands are deformed from the cold.</w:t>
         <w:br/>
-        <w:t>nice and after all, it is Ar-mahni.")But in Secrets,</w:t>
+        <w:t>"In American prisons, an inmate is treated as a human being. In Peru, that is not true," said Mark Berenson, a college professor in Manhattan. "The philosophy in American prisons is rehabilitation. In Peru, it's just to die a slow, cruel death."</w:t>
         <w:br/>
-        <w:t>Blethyn transformed herself into the weepy, well-meaning Cynthia,</w:t>
+        <w:t>Peru's National Coordinator for Human Rights says prisoners convicted of terrorism charges suffer "a regime that falls below the United Nations' requirement for the treatment of prisoners."</w:t>
         <w:br/>
-        <w:t>a faded frump with a surly daughter and an estranged brother,</w:t>
+        <w:t>The United Nations, for example, says prisoners should be allowed to go to outside exercise areas for at least one hour every day. Peru allows prisoners out only 30 minutes a day.</w:t>
         <w:br/>
-        <w:t>crumpled by her life's circumstances.</w:t>
+        <w:t>Former political prisoners describe a harsh life in the prisons. Meals are mainly potatoes, rice and beans. Meat is scarce, although families can bring small amounts of food during the monthly visits.</w:t>
         <w:br/>
-        <w:t>And many industry observers say Blethyn, just nominated for best</w:t>
+        <w:t>Journalist Jose Alvarez and his wife, Rosa Neyra, were arrested in 1992 on charges of associating with terrorists. Alvarez, who was jailed for four years in Lima's Castro y Castro Prison, was released in December after a government board reviewed his case and acknowledged that he had been wrongly convicted.</w:t>
         <w:br/>
-        <w:t>actress by the Screen Actors Guild, is a shoo-in for an Oscar</w:t>
+        <w:t>He said "large numbers" of prisoners suffer nervous breakdowns because of poor conditions in the prison, where disease was rampant.</w:t>
         <w:br/>
-        <w:t>nod.</w:t>
+        <w:t>"The primary worry is tuberculosis," he said in an interview last week. "One whole floor has TB."</w:t>
         <w:br/>
-        <w:t>Secrets, made for $ 5 million, is currently playing in 81</w:t>
+        <w:t>The most recent U.S. State Department report on Peru said health problems were not limited to the prison where Alvarez was kept. It said that in Lima's largest penitentiary, Lurigancho, "tuberculosis and AIDS are reported at near-epidemic proportions."</w:t>
         <w:br/>
-        <w:t>U.S. theaters. Worldwide grosses have hit $ 40 million, and distributor</w:t>
+        <w:t>Neyra was an aide to a Peruvian congressman when both were arrested as Fujimori disbanded the Congress in 1992. She said her relatives bribed prison officials to send her to a hospital when she gave birth to a baby after her arrest. All charges against her were dropped in 1993.</w:t>
         <w:br/>
-        <w:t>October Films expects to add more theaters as the word of mouth</w:t>
+        <w:t>The State Department report said corruption in the prison system was serious. It noted that women have a particularly difficult time.</w:t>
         <w:br/>
-        <w:t>and the nominations continue.</w:t>
+        <w:t>"Credible reports indicated that the total number of female detainees raped during the past few years to be in the hundreds," it said. "Corruption continued to be a problem among prison staff, who were implicated in offenses such as sexual blackmail."</w:t>
         <w:br/>
-        <w:t>"The momentum keeps building, and the grosses are going up, which</w:t>
+        <w:t>Campos, the mother of the jailed guerrilla leader, said she hopes that Tupac Amaru's seizure of the Japanese mission will benefit her son - even if the rebels never win their demand for freeing their comrades.</w:t>
         <w:br/>
-        <w:t>after 18 weeks is amazing. It's just not tapering off," says</w:t>
-        <w:br/>
-        <w:t>Carin Zaleski, a publicist for October Films.</w:t>
-        <w:br/>
-        <w:t>Critics from Time, Newsweek and The New Yorker</w:t>
-        <w:br/>
-        <w:t>are raving about Blethyn's Secrets role. USA TODAY's Mike</w:t>
-        <w:br/>
-        <w:t>Clark calls Blethyn "so astonishing that you forget you're seeing</w:t>
-        <w:br/>
-        <w:t>a performance." Janet Maslin of The New York Times writes</w:t>
-        <w:br/>
-        <w:t>that "her performance lurches thrillingly from grief to comedy</w:t>
-        <w:br/>
-        <w:t>to compassion, never losing its tart humor."</w:t>
-        <w:br/>
-        <w:t>Rita Kempley of The Washington Post says "Blethyn's endearing</w:t>
-        <w:br/>
-        <w:t>portrait is transcendent."</w:t>
-        <w:br/>
-        <w:t>Before Secrets, Blethyn's only feature film experiences</w:t>
-        <w:br/>
-        <w:t>were with Anjelica Huston in Nicolas Roeg's The Witches</w:t>
-        <w:br/>
-        <w:t>(1990) and as Brad Pitt's mother in A River Runs Through It</w:t>
-        <w:br/>
-        <w:t>(1992).</w:t>
-        <w:br/>
-        <w:t>But Blethyn has been busy doing well-respected work on British</w:t>
-        <w:br/>
-        <w:t>stage and television. In 1982, she won Britain's SWET award (as</w:t>
-        <w:br/>
-        <w:t>the Olivier Award, the British Tony, was then known) for best</w:t>
-        <w:br/>
-        <w:t>supporting actress in Steaming. In 1994, she won a British</w:t>
-        <w:br/>
-        <w:t>Comedy Award for her work in the TV series Outside Edge.</w:t>
-        <w:br/>
-        <w:t>She first worked with Secrets director Mike Leigh (just</w:t>
-        <w:br/>
-        <w:t>nominated for best director by the Directors Guild of America)</w:t>
-        <w:br/>
-        <w:t>in 1980 on a BBC Television film called Grown-Ups.</w:t>
-        <w:br/>
-        <w:t>"She is generous, hard-working, quite brilliant and relentless,"</w:t>
-        <w:br/>
-        <w:t>Leigh says. "She has the ability to tap into emotions in this</w:t>
-        <w:br/>
-        <w:t>extraordinarily truthful way. And she's incredibly humble."</w:t>
-        <w:br/>
-        <w:t>Blethyn sprang from rather humble roots. The youngest of nine</w:t>
-        <w:br/>
-        <w:t>children (six boys and three girls), Blethyn grew up in Ramsgate,</w:t>
-        <w:br/>
-        <w:t>England, a seaside resort area in Kent. Her father was a mechanical</w:t>
-        <w:br/>
-        <w:t>engineer; her homemaker mother ("my best friend") died five</w:t>
-        <w:br/>
-        <w:t>years ago.</w:t>
-        <w:br/>
-        <w:t>As a child, Blethyn acted in school plays and dreamed of a stage</w:t>
-        <w:br/>
-        <w:t>career. But being a practical lass, she instead went to secretarial</w:t>
-        <w:br/>
-        <w:t>school for typing and shorthand.</w:t>
-        <w:br/>
-        <w:t>"It seemed to be such a precarious thing to do, such a ridiculous</w:t>
-        <w:br/>
-        <w:t>fantasy to be an actress, that I put it aside and did something</w:t>
-        <w:br/>
-        <w:t>sensible," she recalls, shrugging. "That way I thought I'd always</w:t>
-        <w:br/>
-        <w:t>have something to fall back on."</w:t>
-        <w:br/>
-        <w:t>Blethyn married and worked as a secretary in a London bank for</w:t>
-        <w:br/>
-        <w:t>close to 10 years, then as a personal assistant in an advertising</w:t>
-        <w:br/>
-        <w:t>agency. Then came her midlife crisis. After a divorce, she decided</w:t>
-        <w:br/>
-        <w:t>life was too short not to follow her bliss. "You think, 'Hold</w:t>
-        <w:br/>
-        <w:t>on, if I don't actually have a go, I may spend the rest of my</w:t>
-        <w:br/>
-        <w:t>life regretting it.' "</w:t>
-        <w:br/>
-        <w:t>She'd been doing amateur theater for years but had to muster up</w:t>
-        <w:br/>
-        <w:t>the courage to audition for the Guildford School of Drama. "And</w:t>
-        <w:br/>
-        <w:t>they didn't laugh, or rather, they did, because I did a comedy</w:t>
-        <w:br/>
-        <w:t>piece and they asked me to join the drama course."</w:t>
-        <w:br/>
-        <w:t>Soon after, she joined the Royal National Theater in London, where</w:t>
-        <w:br/>
-        <w:t>she met Michael Mayhew, her live-in love and graphic designer</w:t>
-        <w:br/>
-        <w:t>of the National's posters and programs.</w:t>
-        <w:br/>
-        <w:t>"Touch wood," she says, smiling and tapping the wooden table</w:t>
-        <w:br/>
-        <w:t>in the lobby of the Hotel Nikko. "I've never been out of work</w:t>
-        <w:br/>
-        <w:t>and I've never looked back."</w:t>
-        <w:br/>
-        <w:t>Nor is it likely she'll ever have to, now that Hollywood has her</w:t>
-        <w:br/>
-        <w:t>home number. Blethyn says she'd love to do her next film in Los</w:t>
-        <w:br/>
-        <w:t>Angeles, but plans to return to the London stage until she has</w:t>
-        <w:br/>
-        <w:t>a firm offer.</w:t>
-        <w:br/>
-        <w:t>The big secret in Secrets is 27-year-old Hortense (Marianne</w:t>
-        <w:br/>
-        <w:t>Jean-Baptiste), the daughter Cynthia gave up at birth. No one</w:t>
-        <w:br/>
-        <w:t>in Cynthia's family knows about Hortense, and even Cynthia, who</w:t>
-        <w:br/>
-        <w:t>never saw the child, doesn't know she's black.</w:t>
-        <w:br/>
-        <w:t>In her search for her birth parents, Hortense, an elegant, successful</w:t>
-        <w:br/>
-        <w:t>optometrist, telephones after finding Cynthia's name on her birth</w:t>
-        <w:br/>
-        <w:t>certificate.</w:t>
-        <w:br/>
-        <w:t>At first Cynthia gets hysterical and hangs up. But curiosity takes</w:t>
-        <w:br/>
-        <w:t>over, and she agrees to meet Hortense at a nearby subway station.</w:t>
-        <w:br/>
-        <w:t>In the film's most lauded scene, they sit together in a tea shop,</w:t>
-        <w:br/>
-        <w:t>where Hortense shows Cynthia the birth certificate as proof. Cynthia,</w:t>
-        <w:br/>
-        <w:t>flustered, protests in her heavy East End dialect, "Ah'm sorry,</w:t>
-        <w:br/>
-        <w:t>sweetheart, but there's been some mistake. No offense, dahling,</w:t>
-        <w:br/>
-        <w:t>but ah've never been with a black man."</w:t>
-        <w:br/>
-        <w:t>Then, slowly, bits of the buried past bubble up, and the memory</w:t>
-        <w:br/>
-        <w:t>of a man washes across Cynthia's astonished face.</w:t>
-        <w:br/>
-        <w:t>The moment feels real because it was. There was no written dialogue</w:t>
-        <w:br/>
-        <w:t>for Secrets; the script was drawn from months of rehearsals.</w:t>
-        <w:br/>
-        <w:t>"Mike (Leigh) never says, 'This is what's going to happen,' "</w:t>
-        <w:br/>
-        <w:t>Blethyn says. "All we ever know is what has happened. It's all</w:t>
-        <w:br/>
-        <w:t>totally spontaneous, and we just carry on and interact."</w:t>
-        <w:br/>
-        <w:t>The intense character development took six months. Blethyn found</w:t>
-        <w:br/>
-        <w:t>her inspiration in a working-class neighborhood of south London.</w:t>
-        <w:br/>
-        <w:t>"You see lots of Cynthias there, and they'll be going around</w:t>
-        <w:br/>
-        <w:t>the shops saying, 'See ya later, sweetheart! Awright, darling!'</w:t>
-        <w:br/>
-        <w:t>"</w:t>
-        <w:br/>
-        <w:t>She set Cynthia's birth at Dec. 1, 1951, and worked out everything</w:t>
-        <w:br/>
-        <w:t>in her life -- her childhood, earliest memories, toothpaste, favorite</w:t>
-        <w:br/>
-        <w:t>foods, fears, hopes and dreams. She and Timothy Spall, who plays</w:t>
-        <w:br/>
-        <w:t>Cynthia's brother Maurice, concocted their family, neighborhood,</w:t>
-        <w:br/>
-        <w:t>home and friends to create a life history.</w:t>
-        <w:br/>
-        <w:t>"It's all worked out chronologically, bit by bit, layer by layer,"</w:t>
-        <w:br/>
-        <w:t>Blethyn recalls.</w:t>
-        <w:br/>
-        <w:t>Beneath the layers of lives lies the film's tender heart: the</w:t>
-        <w:br/>
-        <w:t>nurturing respect and life-changing friendship that grows between</w:t>
-        <w:br/>
-        <w:t>Cynthia and Hortense. Yet even at the emotionally revealing end,</w:t>
-        <w:br/>
-        <w:t>there's still one secret left -- the identity of Hortense's father.</w:t>
-        <w:br/>
-        <w:t>"I don't think Cynthia will always keep it from Hortense, but</w:t>
-        <w:br/>
-        <w:t>at that point in the film, she just couldn't deal with it. She's</w:t>
-        <w:br/>
-        <w:t>been through so much. I think in a week, she'd probably tell her."</w:t>
-        <w:br/>
-        <w:t>So who was he?</w:t>
-        <w:br/>
-        <w:t>"Oh, I couldn't tell you that!," says Blethyn, pulling back</w:t>
-        <w:br/>
-        <w:t>with a horrified gasp. "I would be betraying a confidence, and</w:t>
-        <w:br/>
-        <w:t>I don't want to do that to Cynthia!"</w:t>
+        <w:t>"If he doesn't get out," she said, "at least give him a prison that is humane."</w:t>
         <w:br/>
         <w:br/>
         <w:t>Graphic</w:t>
@@ -331,7 +131,11 @@
         <w:br/>
         <w:t xml:space="preserve"> </w:t>
         <w:br/>
-        <w:t>PHOTO, Color, Robert Hanashiro, USA TODAY; PHOTO, Color, October Films</w:t>
+        <w:t>PHOTO;</w:t>
+        <w:br/>
+        <w:t>PHOTO</w:t>
+        <w:br/>
+        <w:t>Jose Alvarez was jailed for four years. A board later cleared him.</w:t>
       </w:r>
     </w:p>
     <w:sectPr>
